--- a/git notes.docx
+++ b/git notes.docx
@@ -345,7 +345,6 @@
         </w:rPr>
         <w:t xml:space="preserve"> --global user.name "</w:t>
       </w:r>
-      <w:proofErr w:type="spellStart"/>
       <w:r>
         <w:rPr>
           <w:rFonts w:cstheme="minorHAnsi"/>
@@ -354,9 +353,8 @@
           <w:szCs w:val="24"/>
           <w:shd w:val="clear" w:color="auto" w:fill="FCFCFA"/>
         </w:rPr>
-        <w:t>SupriyaGurindapalli</w:t>
-      </w:r>
-      <w:proofErr w:type="spellEnd"/>
+        <w:t>*************</w:t>
+      </w:r>
       <w:r>
         <w:rPr>
           <w:rFonts w:cstheme="minorHAnsi"/>
@@ -449,85 +447,7 @@
           <w:szCs w:val="24"/>
           <w:shd w:val="clear" w:color="auto" w:fill="FCFCFA"/>
         </w:rPr>
-        <w:t>supriyagurindapalli5@gmail.com</w:t>
-      </w:r>
-      <w:r>
-        <w:rPr>
-          <w:rFonts w:cstheme="minorHAnsi"/>
-          <w:sz w:val="24"/>
-          <w:szCs w:val="24"/>
-          <w:shd w:val="clear" w:color="auto" w:fill="FCFCFA"/>
-        </w:rPr>
-        <w:t>"</w:t>
-      </w:r>
-    </w:p>
-    <w:p>
-      <w:pPr>
-        <w:rPr>
-          <w:rFonts w:cstheme="minorHAnsi"/>
-          <w:sz w:val="24"/>
-          <w:szCs w:val="24"/>
-          <w:shd w:val="clear" w:color="auto" w:fill="FCFCFA"/>
-        </w:rPr>
-      </w:pPr>
-      <w:proofErr w:type="gramStart"/>
-      <w:r>
-        <w:rPr>
-          <w:rFonts w:ascii="Courier" w:hAnsi="Courier"/>
-          <w:b/>
-          <w:color w:val="4F81BD" w:themeColor="accent1"/>
-          <w:sz w:val="21"/>
-          <w:szCs w:val="21"/>
-          <w:shd w:val="clear" w:color="auto" w:fill="FCFCFA"/>
-        </w:rPr>
-        <w:t>create</w:t>
-      </w:r>
-      <w:proofErr w:type="gramEnd"/>
-      <w:r>
-        <w:rPr>
-          <w:rFonts w:ascii="Courier" w:hAnsi="Courier"/>
-          <w:b/>
-          <w:color w:val="4F81BD" w:themeColor="accent1"/>
-          <w:sz w:val="21"/>
-          <w:szCs w:val="21"/>
-          <w:shd w:val="clear" w:color="auto" w:fill="FCFCFA"/>
-        </w:rPr>
-        <w:t xml:space="preserve"> local folder</w:t>
-      </w:r>
-    </w:p>
-    <w:p>
-      <w:pPr>
-        <w:pStyle w:val="ListParagraph"/>
-        <w:numPr>
-          <w:ilvl w:val="0"/>
-          <w:numId w:val="1"/>
-        </w:numPr>
-        <w:rPr>
-          <w:rFonts w:cstheme="minorHAnsi"/>
-          <w:sz w:val="24"/>
-          <w:szCs w:val="24"/>
-          <w:shd w:val="clear" w:color="auto" w:fill="FCFCFA"/>
-        </w:rPr>
-      </w:pPr>
-      <w:proofErr w:type="spellStart"/>
-      <w:r>
-        <w:rPr>
-          <w:rFonts w:cstheme="minorHAnsi"/>
-          <w:sz w:val="24"/>
-          <w:szCs w:val="24"/>
-          <w:shd w:val="clear" w:color="auto" w:fill="FCFCFA"/>
-        </w:rPr>
-        <w:t>mkdir</w:t>
-      </w:r>
-      <w:proofErr w:type="spellEnd"/>
-      <w:r>
-        <w:rPr>
-          <w:rFonts w:cstheme="minorHAnsi"/>
-          <w:sz w:val="24"/>
-          <w:szCs w:val="24"/>
-          <w:shd w:val="clear" w:color="auto" w:fill="FCFCFA"/>
-        </w:rPr>
-        <w:t xml:space="preserve"> </w:t>
+        <w:t>****************</w:t>
       </w:r>
       <w:r>
         <w:rPr>
@@ -537,32 +457,75 @@
           <w:szCs w:val="24"/>
           <w:shd w:val="clear" w:color="auto" w:fill="FCFCFA"/>
         </w:rPr>
-        <w:t>demo-practice</w:t>
-      </w:r>
-    </w:p>
-    <w:p>
-      <w:pPr>
-        <w:pStyle w:val="ListParagraph"/>
-        <w:numPr>
-          <w:ilvl w:val="0"/>
-          <w:numId w:val="1"/>
-        </w:numPr>
+        <w:t>@gmail.com</w:t>
+      </w:r>
+      <w:r>
         <w:rPr>
           <w:rFonts w:cstheme="minorHAnsi"/>
           <w:sz w:val="24"/>
           <w:szCs w:val="24"/>
           <w:shd w:val="clear" w:color="auto" w:fill="FCFCFA"/>
         </w:rPr>
-      </w:pPr>
-      <w:proofErr w:type="spellStart"/>
-      <w:r>
+        <w:t>"</w:t>
+      </w:r>
+    </w:p>
+    <w:p>
+      <w:pPr>
         <w:rPr>
           <w:rFonts w:cstheme="minorHAnsi"/>
           <w:sz w:val="24"/>
           <w:szCs w:val="24"/>
           <w:shd w:val="clear" w:color="auto" w:fill="FCFCFA"/>
         </w:rPr>
-        <w:t>cd</w:t>
+      </w:pPr>
+      <w:proofErr w:type="gramStart"/>
+      <w:r>
+        <w:rPr>
+          <w:rFonts w:ascii="Courier" w:hAnsi="Courier"/>
+          <w:b/>
+          <w:color w:val="4F81BD" w:themeColor="accent1"/>
+          <w:sz w:val="21"/>
+          <w:szCs w:val="21"/>
+          <w:shd w:val="clear" w:color="auto" w:fill="FCFCFA"/>
+        </w:rPr>
+        <w:t>create</w:t>
+      </w:r>
+      <w:proofErr w:type="gramEnd"/>
+      <w:r>
+        <w:rPr>
+          <w:rFonts w:ascii="Courier" w:hAnsi="Courier"/>
+          <w:b/>
+          <w:color w:val="4F81BD" w:themeColor="accent1"/>
+          <w:sz w:val="21"/>
+          <w:szCs w:val="21"/>
+          <w:shd w:val="clear" w:color="auto" w:fill="FCFCFA"/>
+        </w:rPr>
+        <w:t xml:space="preserve"> local folder</w:t>
+      </w:r>
+    </w:p>
+    <w:p>
+      <w:pPr>
+        <w:pStyle w:val="ListParagraph"/>
+        <w:numPr>
+          <w:ilvl w:val="0"/>
+          <w:numId w:val="1"/>
+        </w:numPr>
+        <w:rPr>
+          <w:rFonts w:cstheme="minorHAnsi"/>
+          <w:sz w:val="24"/>
+          <w:szCs w:val="24"/>
+          <w:shd w:val="clear" w:color="auto" w:fill="FCFCFA"/>
+        </w:rPr>
+      </w:pPr>
+      <w:proofErr w:type="spellStart"/>
+      <w:r>
+        <w:rPr>
+          <w:rFonts w:cstheme="minorHAnsi"/>
+          <w:sz w:val="24"/>
+          <w:szCs w:val="24"/>
+          <w:shd w:val="clear" w:color="auto" w:fill="FCFCFA"/>
+        </w:rPr>
+        <w:t>mkdir</w:t>
       </w:r>
       <w:proofErr w:type="spellEnd"/>
       <w:r>
@@ -582,8 +545,55 @@
           <w:szCs w:val="24"/>
           <w:shd w:val="clear" w:color="auto" w:fill="FCFCFA"/>
         </w:rPr>
-        <w:t>demo</w:t>
-      </w:r>
+        <w:t>demo-practice</w:t>
+      </w:r>
+    </w:p>
+    <w:p>
+      <w:pPr>
+        <w:pStyle w:val="ListParagraph"/>
+        <w:numPr>
+          <w:ilvl w:val="0"/>
+          <w:numId w:val="1"/>
+        </w:numPr>
+        <w:rPr>
+          <w:rFonts w:cstheme="minorHAnsi"/>
+          <w:sz w:val="24"/>
+          <w:szCs w:val="24"/>
+          <w:shd w:val="clear" w:color="auto" w:fill="FCFCFA"/>
+        </w:rPr>
+      </w:pPr>
+      <w:proofErr w:type="spellStart"/>
+      <w:r>
+        <w:rPr>
+          <w:rFonts w:cstheme="minorHAnsi"/>
+          <w:sz w:val="24"/>
+          <w:szCs w:val="24"/>
+          <w:shd w:val="clear" w:color="auto" w:fill="FCFCFA"/>
+        </w:rPr>
+        <w:t>cd</w:t>
+      </w:r>
+      <w:proofErr w:type="spellEnd"/>
+      <w:r>
+        <w:rPr>
+          <w:rFonts w:cstheme="minorHAnsi"/>
+          <w:sz w:val="24"/>
+          <w:szCs w:val="24"/>
+          <w:shd w:val="clear" w:color="auto" w:fill="FCFCFA"/>
+        </w:rPr>
+        <w:t xml:space="preserve"> </w:t>
+      </w:r>
+      <w:proofErr w:type="spellStart"/>
+      <w:r>
+        <w:rPr>
+          <w:rFonts w:cstheme="minorHAnsi"/>
+          <w:color w:val="00B050"/>
+          <w:sz w:val="24"/>
+          <w:szCs w:val="24"/>
+          <w:shd w:val="clear" w:color="auto" w:fill="FCFCFA"/>
+        </w:rPr>
+        <w:t>Git_Hands_on</w:t>
+      </w:r>
+      <w:proofErr w:type="spellEnd"/>
     </w:p>
     <w:p>
       <w:pPr>
@@ -2248,6 +2258,9 @@
         <w:pStyle w:val="ListParagraph"/>
       </w:pPr>
       <w:r>
+        <w:rPr>
+          <w:noProof/>
+        </w:rPr>
         <w:drawing>
           <wp:inline distT="0" distB="0" distL="0" distR="0">
             <wp:extent cx="3476625" cy="1009650"/>
@@ -3437,19 +3450,7 @@
           <w:rPr>
             <w:rStyle w:val="Hyperlink"/>
           </w:rPr>
-          <w:t>https://SupriyaGurindapall</w:t>
-        </w:r>
-        <w:r>
-          <w:rPr>
-            <w:rStyle w:val="Hyperlink"/>
-          </w:rPr>
-          <w:t>i</w:t>
-        </w:r>
-        <w:r>
-          <w:rPr>
-            <w:rStyle w:val="Hyperlink"/>
-          </w:rPr>
-          <w:t>.url/demo.git</w:t>
+          <w:t>https://SupriyaGurindapalli.url/demo.git</w:t>
         </w:r>
       </w:hyperlink>
     </w:p>
@@ -3515,6 +3516,55 @@
       <w:proofErr w:type="spellEnd"/>
       <w:r>
         <w:t xml:space="preserve"> remote remove origin</w:t>
+      </w:r>
+    </w:p>
+    <w:p/>
+    <w:p/>
+    <w:p>
+      <w:pPr>
+        <w:ind w:firstLine="360"/>
+      </w:pPr>
+      <w:proofErr w:type="gramStart"/>
+      <w:r>
+        <w:rPr>
+          <w:rFonts w:ascii="Courier New" w:hAnsi="Courier New" w:cs="Courier New"/>
+          <w:b/>
+          <w:color w:val="4F81BD" w:themeColor="accent1"/>
+          <w:sz w:val="21"/>
+          <w:szCs w:val="21"/>
+        </w:rPr>
+        <w:t>re</w:t>
+      </w:r>
+      <w:r>
+        <w:rPr>
+          <w:rFonts w:ascii="Courier New" w:hAnsi="Courier New" w:cs="Courier New"/>
+          <w:b/>
+          <w:color w:val="4F81BD" w:themeColor="accent1"/>
+          <w:sz w:val="21"/>
+          <w:szCs w:val="21"/>
+        </w:rPr>
+        <w:t>mov</w:t>
+      </w:r>
+      <w:r>
+        <w:rPr>
+          <w:rFonts w:ascii="Courier New" w:hAnsi="Courier New" w:cs="Courier New"/>
+          <w:b/>
+          <w:color w:val="4F81BD" w:themeColor="accent1"/>
+          <w:sz w:val="21"/>
+          <w:szCs w:val="21"/>
+        </w:rPr>
+        <w:t>e</w:t>
+      </w:r>
+      <w:proofErr w:type="gramEnd"/>
+      <w:r>
+        <w:rPr>
+          <w:rFonts w:ascii="Courier New" w:hAnsi="Courier New" w:cs="Courier New"/>
+          <w:b/>
+          <w:color w:val="4F81BD" w:themeColor="accent1"/>
+          <w:sz w:val="21"/>
+          <w:szCs w:val="21"/>
+        </w:rPr>
+        <w:t xml:space="preserve"> remote</w:t>
       </w:r>
     </w:p>
     <w:p>
@@ -3744,6 +3794,609 @@
         <w:t xml:space="preserve"> --graph --decorate"</w:t>
       </w:r>
     </w:p>
+    <w:p>
+      <w:pPr>
+        <w:rPr>
+          <w:rFonts w:ascii="Courier New" w:hAnsi="Courier New" w:cs="Courier New"/>
+          <w:b/>
+          <w:color w:val="FF0000"/>
+          <w:sz w:val="21"/>
+          <w:szCs w:val="21"/>
+        </w:rPr>
+      </w:pPr>
+      <w:proofErr w:type="gramStart"/>
+      <w:r>
+        <w:rPr>
+          <w:rFonts w:ascii="Courier New" w:hAnsi="Courier New" w:cs="Courier New"/>
+          <w:b/>
+          <w:color w:val="FF0000"/>
+          <w:sz w:val="21"/>
+          <w:szCs w:val="21"/>
+        </w:rPr>
+        <w:t>created</w:t>
+      </w:r>
+      <w:proofErr w:type="gramEnd"/>
+      <w:r>
+        <w:rPr>
+          <w:rFonts w:ascii="Courier New" w:hAnsi="Courier New" w:cs="Courier New"/>
+          <w:b/>
+          <w:color w:val="FF0000"/>
+          <w:sz w:val="21"/>
+          <w:szCs w:val="21"/>
+        </w:rPr>
+        <w:t xml:space="preserve"> remote file in a new branch now locally we need to save:</w:t>
+      </w:r>
+    </w:p>
+    <w:p>
+      <w:pPr>
+        <w:rPr>
+          <w:rFonts w:ascii="Courier New" w:hAnsi="Courier New" w:cs="Courier New"/>
+          <w:b/>
+          <w:color w:val="C0504D" w:themeColor="accent2"/>
+          <w:sz w:val="21"/>
+          <w:szCs w:val="21"/>
+        </w:rPr>
+      </w:pPr>
+      <w:r>
+        <w:rPr>
+          <w:rFonts w:ascii="Courier New" w:hAnsi="Courier New" w:cs="Courier New"/>
+          <w:b/>
+          <w:color w:val="C0504D" w:themeColor="accent2"/>
+          <w:sz w:val="21"/>
+          <w:szCs w:val="21"/>
+        </w:rPr>
+        <w:t xml:space="preserve">Ideally what needs to be </w:t>
+      </w:r>
+      <w:proofErr w:type="gramStart"/>
+      <w:r>
+        <w:rPr>
+          <w:rFonts w:ascii="Courier New" w:hAnsi="Courier New" w:cs="Courier New"/>
+          <w:b/>
+          <w:color w:val="C0504D" w:themeColor="accent2"/>
+          <w:sz w:val="21"/>
+          <w:szCs w:val="21"/>
+        </w:rPr>
+        <w:t>done</w:t>
+      </w:r>
+      <w:proofErr w:type="gramEnd"/>
+    </w:p>
+    <w:p>
+      <w:proofErr w:type="spellStart"/>
+      <w:proofErr w:type="gramStart"/>
+      <w:r>
+        <w:t>git</w:t>
+      </w:r>
+      <w:proofErr w:type="spellEnd"/>
+      <w:proofErr w:type="gramEnd"/>
+      <w:r>
+        <w:t xml:space="preserve"> fetch</w:t>
+      </w:r>
+    </w:p>
+    <w:p>
+      <w:proofErr w:type="spellStart"/>
+      <w:proofErr w:type="gramStart"/>
+      <w:r>
+        <w:t>git</w:t>
+      </w:r>
+      <w:proofErr w:type="spellEnd"/>
+      <w:proofErr w:type="gramEnd"/>
+      <w:r>
+        <w:t xml:space="preserve"> checkout Actual-notes     //new branch created in repo</w:t>
+      </w:r>
+    </w:p>
+    <w:p>
+      <w:pPr>
+        <w:rPr>
+          <w:rFonts w:ascii="Courier New" w:hAnsi="Courier New" w:cs="Courier New"/>
+          <w:b/>
+          <w:color w:val="C0504D" w:themeColor="accent2"/>
+          <w:sz w:val="21"/>
+          <w:szCs w:val="21"/>
+        </w:rPr>
+      </w:pPr>
+      <w:proofErr w:type="gramStart"/>
+      <w:r>
+        <w:rPr>
+          <w:rFonts w:ascii="Courier New" w:hAnsi="Courier New" w:cs="Courier New"/>
+          <w:b/>
+          <w:color w:val="C0504D" w:themeColor="accent2"/>
+          <w:sz w:val="21"/>
+          <w:szCs w:val="21"/>
+        </w:rPr>
+        <w:t>but</w:t>
+      </w:r>
+      <w:proofErr w:type="gramEnd"/>
+    </w:p>
+    <w:p>
+      <w:proofErr w:type="spellStart"/>
+      <w:proofErr w:type="gramStart"/>
+      <w:r>
+        <w:t>git</w:t>
+      </w:r>
+      <w:proofErr w:type="spellEnd"/>
+      <w:proofErr w:type="gramEnd"/>
+      <w:r>
+        <w:t xml:space="preserve"> checkout -b Actual-notes</w:t>
+      </w:r>
+      <w:r>
+        <w:t xml:space="preserve">      // I ran this like switch and create</w:t>
+      </w:r>
+    </w:p>
+    <w:p>
+      <w:pPr>
+        <w:pStyle w:val="ListParagraph"/>
+        <w:numPr>
+          <w:ilvl w:val="0"/>
+          <w:numId w:val="1"/>
+        </w:numPr>
+        <w:rPr>
+          <w:color w:val="548DD4" w:themeColor="text2" w:themeTint="99"/>
+        </w:rPr>
+      </w:pPr>
+      <w:proofErr w:type="spellStart"/>
+      <w:r>
+        <w:t>git</w:t>
+      </w:r>
+      <w:proofErr w:type="spellEnd"/>
+      <w:r>
+        <w:t xml:space="preserve"> branch --set-upstream-to=origin/Actual-notes Actual-notes</w:t>
+      </w:r>
+      <w:r>
+        <w:t xml:space="preserve">  //</w:t>
+      </w:r>
+      <w:r>
+        <w:rPr>
+          <w:rFonts w:ascii="Courier New" w:hAnsi="Courier New" w:cs="Courier New"/>
+          <w:b/>
+          <w:color w:val="548DD4" w:themeColor="text2" w:themeTint="99"/>
+          <w:sz w:val="21"/>
+          <w:szCs w:val="21"/>
+        </w:rPr>
+        <w:t>set your local branch to track remote one</w:t>
+      </w:r>
+    </w:p>
+    <w:p>
+      <w:proofErr w:type="spellStart"/>
+      <w:proofErr w:type="gramStart"/>
+      <w:r>
+        <w:t>git</w:t>
+      </w:r>
+      <w:proofErr w:type="spellEnd"/>
+      <w:proofErr w:type="gramEnd"/>
+      <w:r>
+        <w:t xml:space="preserve"> pull</w:t>
+      </w:r>
+    </w:p>
+    <w:p/>
+    <w:p/>
+    <w:p>
+      <w:pPr>
+        <w:rPr>
+          <w:rFonts w:ascii="Courier New" w:hAnsi="Courier New" w:cs="Courier New"/>
+          <w:b/>
+          <w:color w:val="4F81BD" w:themeColor="accent1"/>
+          <w:sz w:val="21"/>
+          <w:szCs w:val="21"/>
+        </w:rPr>
+      </w:pPr>
+      <w:proofErr w:type="gramStart"/>
+      <w:r>
+        <w:rPr>
+          <w:rFonts w:ascii="Courier New" w:hAnsi="Courier New" w:cs="Courier New"/>
+          <w:b/>
+          <w:color w:val="4F81BD" w:themeColor="accent1"/>
+          <w:sz w:val="21"/>
+          <w:szCs w:val="21"/>
+        </w:rPr>
+        <w:lastRenderedPageBreak/>
+        <w:t>undo</w:t>
+      </w:r>
+      <w:proofErr w:type="gramEnd"/>
+      <w:r>
+        <w:rPr>
+          <w:rFonts w:ascii="Courier New" w:hAnsi="Courier New" w:cs="Courier New"/>
+          <w:b/>
+          <w:color w:val="4F81BD" w:themeColor="accent1"/>
+          <w:sz w:val="21"/>
+          <w:szCs w:val="21"/>
+        </w:rPr>
+        <w:t xml:space="preserve"> last commit, keep code</w:t>
+      </w:r>
+      <w:r>
+        <w:rPr>
+          <w:rFonts w:ascii="Courier New" w:hAnsi="Courier New" w:cs="Courier New"/>
+          <w:b/>
+          <w:color w:val="4F81BD" w:themeColor="accent1"/>
+          <w:sz w:val="21"/>
+          <w:szCs w:val="21"/>
+        </w:rPr>
+        <w:t xml:space="preserve"> staged</w:t>
+      </w:r>
+    </w:p>
+    <w:p>
+      <w:pPr>
+        <w:pStyle w:val="ListParagraph"/>
+        <w:numPr>
+          <w:ilvl w:val="0"/>
+          <w:numId w:val="1"/>
+        </w:numPr>
+      </w:pPr>
+      <w:proofErr w:type="spellStart"/>
+      <w:r>
+        <w:t>git</w:t>
+      </w:r>
+      <w:proofErr w:type="spellEnd"/>
+      <w:r>
+        <w:t xml:space="preserve"> reset --soft HEAD~1</w:t>
+      </w:r>
+    </w:p>
+    <w:p>
+      <w:pPr>
+        <w:rPr>
+          <w:rFonts w:ascii="Courier New" w:hAnsi="Courier New" w:cs="Courier New"/>
+          <w:b/>
+          <w:color w:val="4F81BD" w:themeColor="accent1"/>
+          <w:sz w:val="21"/>
+          <w:szCs w:val="21"/>
+        </w:rPr>
+      </w:pPr>
+      <w:proofErr w:type="gramStart"/>
+      <w:r>
+        <w:rPr>
+          <w:rFonts w:ascii="Courier New" w:hAnsi="Courier New" w:cs="Courier New"/>
+          <w:b/>
+          <w:color w:val="4F81BD" w:themeColor="accent1"/>
+          <w:sz w:val="21"/>
+          <w:szCs w:val="21"/>
+        </w:rPr>
+        <w:t>undo</w:t>
+      </w:r>
+      <w:proofErr w:type="gramEnd"/>
+      <w:r>
+        <w:rPr>
+          <w:rFonts w:ascii="Courier New" w:hAnsi="Courier New" w:cs="Courier New"/>
+          <w:b/>
+          <w:color w:val="4F81BD" w:themeColor="accent1"/>
+          <w:sz w:val="21"/>
+          <w:szCs w:val="21"/>
+        </w:rPr>
+        <w:t xml:space="preserve"> </w:t>
+      </w:r>
+      <w:r>
+        <w:rPr>
+          <w:rFonts w:ascii="Courier New" w:hAnsi="Courier New" w:cs="Courier New"/>
+          <w:b/>
+          <w:color w:val="4F81BD" w:themeColor="accent1"/>
+          <w:sz w:val="21"/>
+          <w:szCs w:val="21"/>
+        </w:rPr>
+        <w:t xml:space="preserve">last </w:t>
+      </w:r>
+      <w:r>
+        <w:rPr>
+          <w:rFonts w:ascii="Courier New" w:hAnsi="Courier New" w:cs="Courier New"/>
+          <w:b/>
+          <w:color w:val="4F81BD" w:themeColor="accent1"/>
+          <w:sz w:val="21"/>
+          <w:szCs w:val="21"/>
+        </w:rPr>
+        <w:t>commit</w:t>
+      </w:r>
+      <w:r>
+        <w:rPr>
+          <w:rFonts w:ascii="Courier New" w:hAnsi="Courier New" w:cs="Courier New"/>
+          <w:b/>
+          <w:color w:val="4F81BD" w:themeColor="accent1"/>
+          <w:sz w:val="21"/>
+          <w:szCs w:val="21"/>
+        </w:rPr>
+        <w:t xml:space="preserve">, keeps all file changes </w:t>
+      </w:r>
+      <w:r>
+        <w:rPr>
+          <w:rFonts w:ascii="Courier New" w:hAnsi="Courier New" w:cs="Courier New"/>
+          <w:b/>
+          <w:color w:val="4F81BD" w:themeColor="accent1"/>
+          <w:sz w:val="21"/>
+          <w:szCs w:val="21"/>
+        </w:rPr>
+        <w:t xml:space="preserve">and </w:t>
+      </w:r>
+      <w:proofErr w:type="spellStart"/>
+      <w:r>
+        <w:rPr>
+          <w:rFonts w:ascii="Courier New" w:hAnsi="Courier New" w:cs="Courier New"/>
+          <w:b/>
+          <w:color w:val="4F81BD" w:themeColor="accent1"/>
+          <w:sz w:val="21"/>
+          <w:szCs w:val="21"/>
+        </w:rPr>
+        <w:t>unstage</w:t>
+      </w:r>
+      <w:proofErr w:type="spellEnd"/>
+      <w:r>
+        <w:rPr>
+          <w:rFonts w:ascii="Courier New" w:hAnsi="Courier New" w:cs="Courier New"/>
+          <w:b/>
+          <w:color w:val="4F81BD" w:themeColor="accent1"/>
+          <w:sz w:val="21"/>
+          <w:szCs w:val="21"/>
+        </w:rPr>
+        <w:t>---</w:t>
+      </w:r>
+      <w:r>
+        <w:t xml:space="preserve"> </w:t>
+      </w:r>
+      <w:r>
+        <w:t>want to review or edit what files go into the new commit</w:t>
+      </w:r>
+    </w:p>
+    <w:p>
+      <w:pPr>
+        <w:pStyle w:val="ListParagraph"/>
+        <w:numPr>
+          <w:ilvl w:val="0"/>
+          <w:numId w:val="1"/>
+        </w:numPr>
+      </w:pPr>
+      <w:proofErr w:type="spellStart"/>
+      <w:r>
+        <w:t>git</w:t>
+      </w:r>
+      <w:proofErr w:type="spellEnd"/>
+      <w:r>
+        <w:t xml:space="preserve"> reset --mixed HEAD~1</w:t>
+      </w:r>
+    </w:p>
+    <w:p>
+      <w:pPr>
+        <w:rPr>
+          <w:rFonts w:ascii="Courier New" w:hAnsi="Courier New" w:cs="Courier New"/>
+          <w:b/>
+          <w:color w:val="4F81BD" w:themeColor="accent1"/>
+          <w:sz w:val="21"/>
+          <w:szCs w:val="21"/>
+        </w:rPr>
+      </w:pPr>
+      <w:proofErr w:type="gramStart"/>
+      <w:r>
+        <w:rPr>
+          <w:rFonts w:ascii="Courier New" w:hAnsi="Courier New" w:cs="Courier New"/>
+          <w:b/>
+          <w:color w:val="4F81BD" w:themeColor="accent1"/>
+          <w:sz w:val="21"/>
+          <w:szCs w:val="21"/>
+        </w:rPr>
+        <w:t>undo</w:t>
+      </w:r>
+      <w:proofErr w:type="gramEnd"/>
+      <w:r>
+        <w:rPr>
+          <w:rFonts w:ascii="Courier New" w:hAnsi="Courier New" w:cs="Courier New"/>
+          <w:b/>
+          <w:color w:val="4F81BD" w:themeColor="accent1"/>
+          <w:sz w:val="21"/>
+          <w:szCs w:val="21"/>
+        </w:rPr>
+        <w:t xml:space="preserve"> last commit, removes file changes--- working directory n repo return to previous state</w:t>
+      </w:r>
+    </w:p>
+    <w:p>
+      <w:pPr>
+        <w:pStyle w:val="ListParagraph"/>
+        <w:numPr>
+          <w:ilvl w:val="0"/>
+          <w:numId w:val="1"/>
+        </w:numPr>
+      </w:pPr>
+      <w:proofErr w:type="spellStart"/>
+      <w:r>
+        <w:t>git</w:t>
+      </w:r>
+      <w:proofErr w:type="spellEnd"/>
+      <w:r>
+        <w:t xml:space="preserve"> reset --hard HEAD~1</w:t>
+      </w:r>
+    </w:p>
+    <w:p>
+      <w:pPr>
+        <w:rPr>
+          <w:rFonts w:ascii="Courier New" w:hAnsi="Courier New" w:cs="Courier New"/>
+          <w:b/>
+          <w:color w:val="4F81BD" w:themeColor="accent1"/>
+          <w:sz w:val="21"/>
+          <w:szCs w:val="21"/>
+        </w:rPr>
+      </w:pPr>
+      <w:proofErr w:type="gramStart"/>
+      <w:r>
+        <w:rPr>
+          <w:rFonts w:ascii="Courier New" w:hAnsi="Courier New" w:cs="Courier New"/>
+          <w:b/>
+          <w:color w:val="4F81BD" w:themeColor="accent1"/>
+          <w:sz w:val="21"/>
+          <w:szCs w:val="21"/>
+        </w:rPr>
+        <w:t>discard</w:t>
+      </w:r>
+      <w:proofErr w:type="gramEnd"/>
+      <w:r>
+        <w:rPr>
+          <w:rFonts w:ascii="Courier New" w:hAnsi="Courier New" w:cs="Courier New"/>
+          <w:b/>
+          <w:color w:val="4F81BD" w:themeColor="accent1"/>
+          <w:sz w:val="21"/>
+          <w:szCs w:val="21"/>
+        </w:rPr>
+        <w:t xml:space="preserve"> changes in file---actual content</w:t>
+      </w:r>
+    </w:p>
+    <w:p>
+      <w:pPr>
+        <w:pStyle w:val="ListParagraph"/>
+        <w:numPr>
+          <w:ilvl w:val="0"/>
+          <w:numId w:val="1"/>
+        </w:numPr>
+      </w:pPr>
+      <w:proofErr w:type="spellStart"/>
+      <w:r>
+        <w:t>git</w:t>
+      </w:r>
+      <w:proofErr w:type="spellEnd"/>
+      <w:r>
+        <w:t xml:space="preserve"> restore </w:t>
+      </w:r>
+      <w:r>
+        <w:t>notes.txt</w:t>
+      </w:r>
+      <w:r>
+        <w:t xml:space="preserve">   // after echo </w:t>
+      </w:r>
+    </w:p>
+    <w:p>
+      <w:pPr>
+        <w:rPr>
+          <w:rFonts w:ascii="Courier New" w:hAnsi="Courier New" w:cs="Courier New"/>
+          <w:b/>
+          <w:color w:val="4F81BD" w:themeColor="accent1"/>
+          <w:sz w:val="21"/>
+          <w:szCs w:val="21"/>
+        </w:rPr>
+      </w:pPr>
+      <w:proofErr w:type="spellStart"/>
+      <w:proofErr w:type="gramStart"/>
+      <w:r>
+        <w:rPr>
+          <w:rFonts w:ascii="Courier New" w:hAnsi="Courier New" w:cs="Courier New"/>
+          <w:b/>
+          <w:color w:val="4F81BD" w:themeColor="accent1"/>
+          <w:sz w:val="21"/>
+          <w:szCs w:val="21"/>
+        </w:rPr>
+        <w:t>unstage</w:t>
+      </w:r>
+      <w:proofErr w:type="spellEnd"/>
+      <w:proofErr w:type="gramEnd"/>
+      <w:r>
+        <w:rPr>
+          <w:rFonts w:ascii="Courier New" w:hAnsi="Courier New" w:cs="Courier New"/>
+          <w:b/>
+          <w:color w:val="4F81BD" w:themeColor="accent1"/>
+          <w:sz w:val="21"/>
+          <w:szCs w:val="21"/>
+        </w:rPr>
+        <w:t xml:space="preserve"> file/moving commits</w:t>
+      </w:r>
+    </w:p>
+    <w:p>
+      <w:pPr>
+        <w:pStyle w:val="ListParagraph"/>
+        <w:numPr>
+          <w:ilvl w:val="0"/>
+          <w:numId w:val="1"/>
+        </w:numPr>
+      </w:pPr>
+      <w:proofErr w:type="spellStart"/>
+      <w:r>
+        <w:t>git</w:t>
+      </w:r>
+      <w:proofErr w:type="spellEnd"/>
+      <w:r>
+        <w:t xml:space="preserve"> reset notes.txt   //after </w:t>
+      </w:r>
+      <w:proofErr w:type="spellStart"/>
+      <w:r>
+        <w:t>git</w:t>
+      </w:r>
+      <w:proofErr w:type="spellEnd"/>
+      <w:r>
+        <w:t xml:space="preserve"> add</w:t>
+      </w:r>
+    </w:p>
+    <w:p>
+      <w:pPr>
+        <w:rPr>
+          <w:rFonts w:ascii="Courier New" w:hAnsi="Courier New" w:cs="Courier New"/>
+          <w:b/>
+          <w:color w:val="4F81BD" w:themeColor="accent1"/>
+          <w:sz w:val="21"/>
+          <w:szCs w:val="21"/>
+        </w:rPr>
+      </w:pPr>
+      <w:proofErr w:type="gramStart"/>
+      <w:r>
+        <w:rPr>
+          <w:rFonts w:ascii="Courier New" w:hAnsi="Courier New" w:cs="Courier New"/>
+          <w:b/>
+          <w:color w:val="4F81BD" w:themeColor="accent1"/>
+          <w:sz w:val="21"/>
+          <w:szCs w:val="21"/>
+        </w:rPr>
+        <w:t>tracks</w:t>
+      </w:r>
+      <w:proofErr w:type="gramEnd"/>
+      <w:r>
+        <w:rPr>
+          <w:rFonts w:ascii="Courier New" w:hAnsi="Courier New" w:cs="Courier New"/>
+          <w:b/>
+          <w:color w:val="4F81BD" w:themeColor="accent1"/>
+          <w:sz w:val="21"/>
+          <w:szCs w:val="21"/>
+        </w:rPr>
+        <w:t xml:space="preserve"> every movement of </w:t>
+      </w:r>
+      <w:proofErr w:type="spellStart"/>
+      <w:r>
+        <w:rPr>
+          <w:rFonts w:ascii="Courier New" w:hAnsi="Courier New" w:cs="Courier New"/>
+          <w:b/>
+          <w:color w:val="4F81BD" w:themeColor="accent1"/>
+          <w:sz w:val="21"/>
+          <w:szCs w:val="21"/>
+        </w:rPr>
+        <w:t>ur</w:t>
+      </w:r>
+      <w:proofErr w:type="spellEnd"/>
+      <w:r>
+        <w:rPr>
+          <w:rFonts w:ascii="Courier New" w:hAnsi="Courier New" w:cs="Courier New"/>
+          <w:b/>
+          <w:color w:val="4F81BD" w:themeColor="accent1"/>
+          <w:sz w:val="21"/>
+          <w:szCs w:val="21"/>
+        </w:rPr>
+        <w:t xml:space="preserve"> head to show logs after any 3 typos of undo</w:t>
+      </w:r>
+    </w:p>
+    <w:p>
+      <w:pPr>
+        <w:pStyle w:val="ListParagraph"/>
+        <w:numPr>
+          <w:ilvl w:val="0"/>
+          <w:numId w:val="1"/>
+        </w:numPr>
+      </w:pPr>
+      <w:proofErr w:type="spellStart"/>
+      <w:r>
+        <w:t>git</w:t>
+      </w:r>
+      <w:proofErr w:type="spellEnd"/>
+      <w:r>
+        <w:t xml:space="preserve"> </w:t>
+      </w:r>
+      <w:proofErr w:type="spellStart"/>
+      <w:r>
+        <w:t>reflog</w:t>
+      </w:r>
+      <w:proofErr w:type="spellEnd"/>
+    </w:p>
+    <w:p>
+      <w:pPr>
+        <w:pStyle w:val="ListParagraph"/>
+      </w:pPr>
+    </w:p>
+    <w:p/>
     <w:p/>
     <w:sectPr>
       <w:pgSz w:w="12240" w:h="15840"/>
@@ -3758,7 +4411,7 @@
 <file path=word/numbering.xml><?xml version="1.0" encoding="utf-8"?>
 <w:numbering xmlns:ve="http://schemas.openxmlformats.org/markup-compatibility/2006" xmlns:o="urn:schemas-microsoft-com:office:office" xmlns:r="http://schemas.openxmlformats.org/officeDocument/2006/relationships" xmlns:m="http://schemas.openxmlformats.org/officeDocument/2006/math" xmlns:v="urn:schemas-microsoft-com:vml" xmlns:wp="http://schemas.openxmlformats.org/drawingml/2006/wordprocessingDrawing" xmlns:w10="urn:schemas-microsoft-com:office:word" xmlns:w="http://schemas.openxmlformats.org/wordprocessingml/2006/main" xmlns:wne="http://schemas.microsoft.com/office/word/2006/wordml">
   <w:abstractNum w:abstractNumId="0">
-    <w:nsid w:val="35AC3BFF"/>
+    <w:nsid w:val="255A34A4"/>
     <w:multiLevelType w:val="hybridMultilevel"/>
     <w:tmpl w:val="AA0C277A"/>
     <w:lvl w:ilvl="0" w:tplc="0409000F">
@@ -3846,8 +4499,194 @@
       </w:pPr>
     </w:lvl>
   </w:abstractNum>
+  <w:abstractNum w:abstractNumId="1">
+    <w:nsid w:val="35AC3BFF"/>
+    <w:multiLevelType w:val="hybridMultilevel"/>
+    <w:tmpl w:val="1B364930"/>
+    <w:lvl w:ilvl="0" w:tplc="21E22806">
+      <w:start w:val="1"/>
+      <w:numFmt w:val="decimal"/>
+      <w:lvlText w:val="%1."/>
+      <w:lvlJc w:val="left"/>
+      <w:pPr>
+        <w:ind w:left="720" w:hanging="360"/>
+      </w:pPr>
+      <w:rPr>
+        <w:rFonts w:hint="default"/>
+        <w:color w:val="auto"/>
+      </w:rPr>
+    </w:lvl>
+    <w:lvl w:ilvl="1" w:tplc="04090019">
+      <w:start w:val="1"/>
+      <w:numFmt w:val="lowerLetter"/>
+      <w:lvlText w:val="%2."/>
+      <w:lvlJc w:val="left"/>
+      <w:pPr>
+        <w:ind w:left="1440" w:hanging="360"/>
+      </w:pPr>
+    </w:lvl>
+    <w:lvl w:ilvl="2" w:tplc="0409001B" w:tentative="1">
+      <w:start w:val="1"/>
+      <w:numFmt w:val="lowerRoman"/>
+      <w:lvlText w:val="%3."/>
+      <w:lvlJc w:val="right"/>
+      <w:pPr>
+        <w:ind w:left="2160" w:hanging="180"/>
+      </w:pPr>
+    </w:lvl>
+    <w:lvl w:ilvl="3" w:tplc="0409000F" w:tentative="1">
+      <w:start w:val="1"/>
+      <w:numFmt w:val="decimal"/>
+      <w:lvlText w:val="%4."/>
+      <w:lvlJc w:val="left"/>
+      <w:pPr>
+        <w:ind w:left="2880" w:hanging="360"/>
+      </w:pPr>
+    </w:lvl>
+    <w:lvl w:ilvl="4" w:tplc="04090019" w:tentative="1">
+      <w:start w:val="1"/>
+      <w:numFmt w:val="lowerLetter"/>
+      <w:lvlText w:val="%5."/>
+      <w:lvlJc w:val="left"/>
+      <w:pPr>
+        <w:ind w:left="3600" w:hanging="360"/>
+      </w:pPr>
+    </w:lvl>
+    <w:lvl w:ilvl="5" w:tplc="0409001B" w:tentative="1">
+      <w:start w:val="1"/>
+      <w:numFmt w:val="lowerRoman"/>
+      <w:lvlText w:val="%6."/>
+      <w:lvlJc w:val="right"/>
+      <w:pPr>
+        <w:ind w:left="4320" w:hanging="180"/>
+      </w:pPr>
+    </w:lvl>
+    <w:lvl w:ilvl="6" w:tplc="0409000F" w:tentative="1">
+      <w:start w:val="1"/>
+      <w:numFmt w:val="decimal"/>
+      <w:lvlText w:val="%7."/>
+      <w:lvlJc w:val="left"/>
+      <w:pPr>
+        <w:ind w:left="5040" w:hanging="360"/>
+      </w:pPr>
+    </w:lvl>
+    <w:lvl w:ilvl="7" w:tplc="04090019" w:tentative="1">
+      <w:start w:val="1"/>
+      <w:numFmt w:val="lowerLetter"/>
+      <w:lvlText w:val="%8."/>
+      <w:lvlJc w:val="left"/>
+      <w:pPr>
+        <w:ind w:left="5760" w:hanging="360"/>
+      </w:pPr>
+    </w:lvl>
+    <w:lvl w:ilvl="8" w:tplc="0409001B" w:tentative="1">
+      <w:start w:val="1"/>
+      <w:numFmt w:val="lowerRoman"/>
+      <w:lvlText w:val="%9."/>
+      <w:lvlJc w:val="right"/>
+      <w:pPr>
+        <w:ind w:left="6480" w:hanging="180"/>
+      </w:pPr>
+    </w:lvl>
+  </w:abstractNum>
+  <w:abstractNum w:abstractNumId="2">
+    <w:nsid w:val="4F3B43DC"/>
+    <w:multiLevelType w:val="hybridMultilevel"/>
+    <w:tmpl w:val="1B364930"/>
+    <w:lvl w:ilvl="0" w:tplc="21E22806">
+      <w:start w:val="1"/>
+      <w:numFmt w:val="decimal"/>
+      <w:lvlText w:val="%1."/>
+      <w:lvlJc w:val="left"/>
+      <w:pPr>
+        <w:ind w:left="720" w:hanging="360"/>
+      </w:pPr>
+      <w:rPr>
+        <w:rFonts w:hint="default"/>
+        <w:color w:val="auto"/>
+      </w:rPr>
+    </w:lvl>
+    <w:lvl w:ilvl="1" w:tplc="04090019">
+      <w:start w:val="1"/>
+      <w:numFmt w:val="lowerLetter"/>
+      <w:lvlText w:val="%2."/>
+      <w:lvlJc w:val="left"/>
+      <w:pPr>
+        <w:ind w:left="1440" w:hanging="360"/>
+      </w:pPr>
+    </w:lvl>
+    <w:lvl w:ilvl="2" w:tplc="0409001B" w:tentative="1">
+      <w:start w:val="1"/>
+      <w:numFmt w:val="lowerRoman"/>
+      <w:lvlText w:val="%3."/>
+      <w:lvlJc w:val="right"/>
+      <w:pPr>
+        <w:ind w:left="2160" w:hanging="180"/>
+      </w:pPr>
+    </w:lvl>
+    <w:lvl w:ilvl="3" w:tplc="0409000F" w:tentative="1">
+      <w:start w:val="1"/>
+      <w:numFmt w:val="decimal"/>
+      <w:lvlText w:val="%4."/>
+      <w:lvlJc w:val="left"/>
+      <w:pPr>
+        <w:ind w:left="2880" w:hanging="360"/>
+      </w:pPr>
+    </w:lvl>
+    <w:lvl w:ilvl="4" w:tplc="04090019" w:tentative="1">
+      <w:start w:val="1"/>
+      <w:numFmt w:val="lowerLetter"/>
+      <w:lvlText w:val="%5."/>
+      <w:lvlJc w:val="left"/>
+      <w:pPr>
+        <w:ind w:left="3600" w:hanging="360"/>
+      </w:pPr>
+    </w:lvl>
+    <w:lvl w:ilvl="5" w:tplc="0409001B" w:tentative="1">
+      <w:start w:val="1"/>
+      <w:numFmt w:val="lowerRoman"/>
+      <w:lvlText w:val="%6."/>
+      <w:lvlJc w:val="right"/>
+      <w:pPr>
+        <w:ind w:left="4320" w:hanging="180"/>
+      </w:pPr>
+    </w:lvl>
+    <w:lvl w:ilvl="6" w:tplc="0409000F" w:tentative="1">
+      <w:start w:val="1"/>
+      <w:numFmt w:val="decimal"/>
+      <w:lvlText w:val="%7."/>
+      <w:lvlJc w:val="left"/>
+      <w:pPr>
+        <w:ind w:left="5040" w:hanging="360"/>
+      </w:pPr>
+    </w:lvl>
+    <w:lvl w:ilvl="7" w:tplc="04090019" w:tentative="1">
+      <w:start w:val="1"/>
+      <w:numFmt w:val="lowerLetter"/>
+      <w:lvlText w:val="%8."/>
+      <w:lvlJc w:val="left"/>
+      <w:pPr>
+        <w:ind w:left="5760" w:hanging="360"/>
+      </w:pPr>
+    </w:lvl>
+    <w:lvl w:ilvl="8" w:tplc="0409001B" w:tentative="1">
+      <w:start w:val="1"/>
+      <w:numFmt w:val="lowerRoman"/>
+      <w:lvlText w:val="%9."/>
+      <w:lvlJc w:val="right"/>
+      <w:pPr>
+        <w:ind w:left="6480" w:hanging="180"/>
+      </w:pPr>
+    </w:lvl>
+  </w:abstractNum>
   <w:num w:numId="1">
+    <w:abstractNumId w:val="1"/>
+  </w:num>
+  <w:num w:numId="2">
     <w:abstractNumId w:val="0"/>
+  </w:num>
+  <w:num w:numId="3">
+    <w:abstractNumId w:val="2"/>
   </w:num>
 </w:numbering>
 </file>
